--- a/system-design/extracted-notes/system-design-part-1.docx
+++ b/system-design/extracted-notes/system-design-part-1.docx
@@ -75,6 +75,452 @@
         </w:drawing>
       </w:r>
     </w:p>
+    <w:p>
+      <w:r>
+        <w:t>Top software architecture patterns – client server architecture, async task execution with queues, serverless architecture, pipes and filters, event-driven architecture, microservices architecture, monolithic architecture.</w:t>
+      </w:r>
+    </w:p>
+    <w:p>
+      <w:r>
+        <w:rPr>
+          <w:noProof/>
+        </w:rPr>
+        <w:lastRenderedPageBreak/>
+        <w:drawing>
+          <wp:inline distT="0" distB="0" distL="0" distR="0" wp14:anchorId="2FE6D06D" wp14:editId="7DA6E075">
+            <wp:extent cx="5156482" cy="6562578"/>
+            <wp:effectExtent l="0" t="0" r="6350" b="0"/>
+            <wp:docPr id="1189007852" name="Picture 1"/>
+            <wp:cNvGraphicFramePr>
+              <a:graphicFrameLocks xmlns:a="http://schemas.openxmlformats.org/drawingml/2006/main" noChangeAspect="1"/>
+            </wp:cNvGraphicFramePr>
+            <a:graphic xmlns:a="http://schemas.openxmlformats.org/drawingml/2006/main">
+              <a:graphicData uri="http://schemas.openxmlformats.org/drawingml/2006/picture">
+                <pic:pic xmlns:pic="http://schemas.openxmlformats.org/drawingml/2006/picture">
+                  <pic:nvPicPr>
+                    <pic:cNvPr id="0" name="Picture 1"/>
+                    <pic:cNvPicPr>
+                      <a:picLocks noChangeAspect="1" noChangeArrowheads="1"/>
+                    </pic:cNvPicPr>
+                  </pic:nvPicPr>
+                  <pic:blipFill>
+                    <a:blip r:embed="rId5">
+                      <a:extLst>
+                        <a:ext uri="{28A0092B-C50C-407E-A947-70E740481C1C}">
+                          <a14:useLocalDpi xmlns:a14="http://schemas.microsoft.com/office/drawing/2010/main" val="0"/>
+                        </a:ext>
+                      </a:extLst>
+                    </a:blip>
+                    <a:srcRect/>
+                    <a:stretch>
+                      <a:fillRect/>
+                    </a:stretch>
+                  </pic:blipFill>
+                  <pic:spPr bwMode="auto">
+                    <a:xfrm>
+                      <a:off x="0" y="0"/>
+                      <a:ext cx="5162930" cy="6570785"/>
+                    </a:xfrm>
+                    <a:prstGeom prst="rect">
+                      <a:avLst/>
+                    </a:prstGeom>
+                    <a:noFill/>
+                    <a:ln>
+                      <a:noFill/>
+                    </a:ln>
+                  </pic:spPr>
+                </pic:pic>
+              </a:graphicData>
+            </a:graphic>
+          </wp:inline>
+        </w:drawing>
+      </w:r>
+    </w:p>
+    <w:p>
+      <w:r>
+        <w:t>MCP vs. RAG vs. AI Agents –</w:t>
+      </w:r>
+    </w:p>
+    <w:p>
+      <w:r>
+        <w:rPr>
+          <w:noProof/>
+        </w:rPr>
+        <w:lastRenderedPageBreak/>
+        <w:drawing>
+          <wp:inline distT="0" distB="0" distL="0" distR="0" wp14:anchorId="3852CF07" wp14:editId="69AA8604">
+            <wp:extent cx="6249306" cy="7839986"/>
+            <wp:effectExtent l="0" t="0" r="0" b="8890"/>
+            <wp:docPr id="1299520365" name="Picture 1" descr="Image"/>
+            <wp:cNvGraphicFramePr>
+              <a:graphicFrameLocks xmlns:a="http://schemas.openxmlformats.org/drawingml/2006/main" noChangeAspect="1"/>
+            </wp:cNvGraphicFramePr>
+            <a:graphic xmlns:a="http://schemas.openxmlformats.org/drawingml/2006/main">
+              <a:graphicData uri="http://schemas.openxmlformats.org/drawingml/2006/picture">
+                <pic:pic xmlns:pic="http://schemas.openxmlformats.org/drawingml/2006/picture">
+                  <pic:nvPicPr>
+                    <pic:cNvPr id="0" name="Picture 1" descr="Image"/>
+                    <pic:cNvPicPr>
+                      <a:picLocks noChangeAspect="1" noChangeArrowheads="1"/>
+                    </pic:cNvPicPr>
+                  </pic:nvPicPr>
+                  <pic:blipFill>
+                    <a:blip r:embed="rId6">
+                      <a:extLst>
+                        <a:ext uri="{28A0092B-C50C-407E-A947-70E740481C1C}">
+                          <a14:useLocalDpi xmlns:a14="http://schemas.microsoft.com/office/drawing/2010/main" val="0"/>
+                        </a:ext>
+                      </a:extLst>
+                    </a:blip>
+                    <a:srcRect/>
+                    <a:stretch>
+                      <a:fillRect/>
+                    </a:stretch>
+                  </pic:blipFill>
+                  <pic:spPr bwMode="auto">
+                    <a:xfrm>
+                      <a:off x="0" y="0"/>
+                      <a:ext cx="6250891" cy="7841975"/>
+                    </a:xfrm>
+                    <a:prstGeom prst="rect">
+                      <a:avLst/>
+                    </a:prstGeom>
+                    <a:noFill/>
+                    <a:ln>
+                      <a:noFill/>
+                    </a:ln>
+                  </pic:spPr>
+                </pic:pic>
+              </a:graphicData>
+            </a:graphic>
+          </wp:inline>
+        </w:drawing>
+      </w:r>
+    </w:p>
+    <w:p>
+      <w:r>
+        <w:t>How ChatGPT Routes Prompts and handles Modes –</w:t>
+      </w:r>
+    </w:p>
+    <w:p>
+      <w:r>
+        <w:rPr>
+          <w:noProof/>
+        </w:rPr>
+        <w:lastRenderedPageBreak/>
+        <w:drawing>
+          <wp:inline distT="0" distB="0" distL="0" distR="0" wp14:anchorId="51A35E2E" wp14:editId="30E10668">
+            <wp:extent cx="6676220" cy="8372475"/>
+            <wp:effectExtent l="0" t="0" r="0" b="0"/>
+            <wp:docPr id="511859063" name="Picture 2" descr="Image"/>
+            <wp:cNvGraphicFramePr>
+              <a:graphicFrameLocks xmlns:a="http://schemas.openxmlformats.org/drawingml/2006/main" noChangeAspect="1"/>
+            </wp:cNvGraphicFramePr>
+            <a:graphic xmlns:a="http://schemas.openxmlformats.org/drawingml/2006/main">
+              <a:graphicData uri="http://schemas.openxmlformats.org/drawingml/2006/picture">
+                <pic:pic xmlns:pic="http://schemas.openxmlformats.org/drawingml/2006/picture">
+                  <pic:nvPicPr>
+                    <pic:cNvPr id="0" name="Picture 3" descr="Image"/>
+                    <pic:cNvPicPr>
+                      <a:picLocks noChangeAspect="1" noChangeArrowheads="1"/>
+                    </pic:cNvPicPr>
+                  </pic:nvPicPr>
+                  <pic:blipFill>
+                    <a:blip r:embed="rId7">
+                      <a:extLst>
+                        <a:ext uri="{28A0092B-C50C-407E-A947-70E740481C1C}">
+                          <a14:useLocalDpi xmlns:a14="http://schemas.microsoft.com/office/drawing/2010/main" val="0"/>
+                        </a:ext>
+                      </a:extLst>
+                    </a:blip>
+                    <a:srcRect/>
+                    <a:stretch>
+                      <a:fillRect/>
+                    </a:stretch>
+                  </pic:blipFill>
+                  <pic:spPr bwMode="auto">
+                    <a:xfrm>
+                      <a:off x="0" y="0"/>
+                      <a:ext cx="6677355" cy="8373898"/>
+                    </a:xfrm>
+                    <a:prstGeom prst="rect">
+                      <a:avLst/>
+                    </a:prstGeom>
+                    <a:noFill/>
+                    <a:ln>
+                      <a:noFill/>
+                    </a:ln>
+                  </pic:spPr>
+                </pic:pic>
+              </a:graphicData>
+            </a:graphic>
+          </wp:inline>
+        </w:drawing>
+      </w:r>
+    </w:p>
+    <w:p>
+      <w:r>
+        <w:t>What are Agent Skills –</w:t>
+      </w:r>
+      <w:r>
+        <w:t xml:space="preserve"> user query, build prompt + skill index, reason &amp; select skill.</w:t>
+      </w:r>
+    </w:p>
+    <w:p>
+      <w:r>
+        <w:rPr>
+          <w:noProof/>
+        </w:rPr>
+        <w:lastRenderedPageBreak/>
+        <w:drawing>
+          <wp:inline distT="0" distB="0" distL="0" distR="0" wp14:anchorId="76C46D26" wp14:editId="0DBC6CD6">
+            <wp:extent cx="5905500" cy="7405935"/>
+            <wp:effectExtent l="0" t="0" r="0" b="5080"/>
+            <wp:docPr id="1457303431" name="Picture 3" descr="Image"/>
+            <wp:cNvGraphicFramePr>
+              <a:graphicFrameLocks xmlns:a="http://schemas.openxmlformats.org/drawingml/2006/main" noChangeAspect="1"/>
+            </wp:cNvGraphicFramePr>
+            <a:graphic xmlns:a="http://schemas.openxmlformats.org/drawingml/2006/main">
+              <a:graphicData uri="http://schemas.openxmlformats.org/drawingml/2006/picture">
+                <pic:pic xmlns:pic="http://schemas.openxmlformats.org/drawingml/2006/picture">
+                  <pic:nvPicPr>
+                    <pic:cNvPr id="0" name="Picture 5" descr="Image"/>
+                    <pic:cNvPicPr>
+                      <a:picLocks noChangeAspect="1" noChangeArrowheads="1"/>
+                    </pic:cNvPicPr>
+                  </pic:nvPicPr>
+                  <pic:blipFill>
+                    <a:blip r:embed="rId8">
+                      <a:extLst>
+                        <a:ext uri="{28A0092B-C50C-407E-A947-70E740481C1C}">
+                          <a14:useLocalDpi xmlns:a14="http://schemas.microsoft.com/office/drawing/2010/main" val="0"/>
+                        </a:ext>
+                      </a:extLst>
+                    </a:blip>
+                    <a:srcRect/>
+                    <a:stretch>
+                      <a:fillRect/>
+                    </a:stretch>
+                  </pic:blipFill>
+                  <pic:spPr bwMode="auto">
+                    <a:xfrm>
+                      <a:off x="0" y="0"/>
+                      <a:ext cx="5912809" cy="7415101"/>
+                    </a:xfrm>
+                    <a:prstGeom prst="rect">
+                      <a:avLst/>
+                    </a:prstGeom>
+                    <a:noFill/>
+                    <a:ln>
+                      <a:noFill/>
+                    </a:ln>
+                  </pic:spPr>
+                </pic:pic>
+              </a:graphicData>
+            </a:graphic>
+          </wp:inline>
+        </w:drawing>
+      </w:r>
+    </w:p>
+    <w:p>
+      <w:r>
+        <w:t>12 architectural concepts developers should know – load balancing, caching, content delivery networks, message queue, publish-subscribe, API gateway, circuit breaker, service discovery, sharding, rate limiting, consistent hashing, auto scaling.</w:t>
+      </w:r>
+    </w:p>
+    <w:p>
+      <w:r>
+        <w:rPr>
+          <w:noProof/>
+        </w:rPr>
+        <w:lastRenderedPageBreak/>
+        <w:drawing>
+          <wp:inline distT="0" distB="0" distL="0" distR="0" wp14:anchorId="76590621" wp14:editId="4C7D8026">
+            <wp:extent cx="6032622" cy="7286625"/>
+            <wp:effectExtent l="0" t="0" r="6350" b="0"/>
+            <wp:docPr id="1238473760" name="Picture 4" descr="Image"/>
+            <wp:cNvGraphicFramePr>
+              <a:graphicFrameLocks xmlns:a="http://schemas.openxmlformats.org/drawingml/2006/main" noChangeAspect="1"/>
+            </wp:cNvGraphicFramePr>
+            <a:graphic xmlns:a="http://schemas.openxmlformats.org/drawingml/2006/main">
+              <a:graphicData uri="http://schemas.openxmlformats.org/drawingml/2006/picture">
+                <pic:pic xmlns:pic="http://schemas.openxmlformats.org/drawingml/2006/picture">
+                  <pic:nvPicPr>
+                    <pic:cNvPr id="0" name="Picture 7" descr="Image"/>
+                    <pic:cNvPicPr>
+                      <a:picLocks noChangeAspect="1" noChangeArrowheads="1"/>
+                    </pic:cNvPicPr>
+                  </pic:nvPicPr>
+                  <pic:blipFill>
+                    <a:blip r:embed="rId9">
+                      <a:extLst>
+                        <a:ext uri="{28A0092B-C50C-407E-A947-70E740481C1C}">
+                          <a14:useLocalDpi xmlns:a14="http://schemas.microsoft.com/office/drawing/2010/main" val="0"/>
+                        </a:ext>
+                      </a:extLst>
+                    </a:blip>
+                    <a:srcRect/>
+                    <a:stretch>
+                      <a:fillRect/>
+                    </a:stretch>
+                  </pic:blipFill>
+                  <pic:spPr bwMode="auto">
+                    <a:xfrm>
+                      <a:off x="0" y="0"/>
+                      <a:ext cx="6036400" cy="7291188"/>
+                    </a:xfrm>
+                    <a:prstGeom prst="rect">
+                      <a:avLst/>
+                    </a:prstGeom>
+                    <a:noFill/>
+                    <a:ln>
+                      <a:noFill/>
+                    </a:ln>
+                  </pic:spPr>
+                </pic:pic>
+              </a:graphicData>
+            </a:graphic>
+          </wp:inline>
+        </w:drawing>
+      </w:r>
+    </w:p>
+    <w:p>
+      <w:r>
+        <w:t>How to deploy services – multi-service deployment, blue-green deployment, canary deployment, A/B Test</w:t>
+      </w:r>
+      <w:r>
+        <w:t>.</w:t>
+      </w:r>
+    </w:p>
+    <w:p>
+      <w:r>
+        <w:rPr>
+          <w:noProof/>
+        </w:rPr>
+        <w:lastRenderedPageBreak/>
+        <w:drawing>
+          <wp:inline distT="0" distB="0" distL="0" distR="0" wp14:anchorId="36CEC8B8" wp14:editId="7243485C">
+            <wp:extent cx="4867037" cy="5537607"/>
+            <wp:effectExtent l="0" t="0" r="0" b="6350"/>
+            <wp:docPr id="2019662359" name="Picture 5" descr="table"/>
+            <wp:cNvGraphicFramePr>
+              <a:graphicFrameLocks xmlns:a="http://schemas.openxmlformats.org/drawingml/2006/main" noChangeAspect="1"/>
+            </wp:cNvGraphicFramePr>
+            <a:graphic xmlns:a="http://schemas.openxmlformats.org/drawingml/2006/main">
+              <a:graphicData uri="http://schemas.openxmlformats.org/drawingml/2006/picture">
+                <pic:pic xmlns:pic="http://schemas.openxmlformats.org/drawingml/2006/picture">
+                  <pic:nvPicPr>
+                    <pic:cNvPr id="0" name="Picture 9" descr="table"/>
+                    <pic:cNvPicPr>
+                      <a:picLocks noChangeAspect="1" noChangeArrowheads="1"/>
+                    </pic:cNvPicPr>
+                  </pic:nvPicPr>
+                  <pic:blipFill>
+                    <a:blip r:embed="rId10">
+                      <a:extLst>
+                        <a:ext uri="{28A0092B-C50C-407E-A947-70E740481C1C}">
+                          <a14:useLocalDpi xmlns:a14="http://schemas.microsoft.com/office/drawing/2010/main" val="0"/>
+                        </a:ext>
+                      </a:extLst>
+                    </a:blip>
+                    <a:srcRect/>
+                    <a:stretch>
+                      <a:fillRect/>
+                    </a:stretch>
+                  </pic:blipFill>
+                  <pic:spPr bwMode="auto">
+                    <a:xfrm>
+                      <a:off x="0" y="0"/>
+                      <a:ext cx="4878538" cy="5550693"/>
+                    </a:xfrm>
+                    <a:prstGeom prst="rect">
+                      <a:avLst/>
+                    </a:prstGeom>
+                    <a:noFill/>
+                    <a:ln>
+                      <a:noFill/>
+                    </a:ln>
+                  </pic:spPr>
+                </pic:pic>
+              </a:graphicData>
+            </a:graphic>
+          </wp:inline>
+        </w:drawing>
+      </w:r>
+    </w:p>
+    <w:p>
+      <w:r>
+        <w:t xml:space="preserve">Cold start vs. TLS handshake – </w:t>
+      </w:r>
+    </w:p>
+    <w:p>
+      <w:r>
+        <w:rPr>
+          <w:noProof/>
+        </w:rPr>
+        <w:drawing>
+          <wp:inline distT="0" distB="0" distL="0" distR="0" wp14:anchorId="6A04B013" wp14:editId="23C1C269">
+            <wp:extent cx="4575658" cy="2869531"/>
+            <wp:effectExtent l="0" t="0" r="0" b="7620"/>
+            <wp:docPr id="991478724" name="Picture 1"/>
+            <wp:cNvGraphicFramePr>
+              <a:graphicFrameLocks xmlns:a="http://schemas.openxmlformats.org/drawingml/2006/main" noChangeAspect="1"/>
+            </wp:cNvGraphicFramePr>
+            <a:graphic xmlns:a="http://schemas.openxmlformats.org/drawingml/2006/main">
+              <a:graphicData uri="http://schemas.openxmlformats.org/drawingml/2006/picture">
+                <pic:pic xmlns:pic="http://schemas.openxmlformats.org/drawingml/2006/picture">
+                  <pic:nvPicPr>
+                    <pic:cNvPr id="0" name="Picture 1"/>
+                    <pic:cNvPicPr>
+                      <a:picLocks noChangeAspect="1" noChangeArrowheads="1"/>
+                    </pic:cNvPicPr>
+                  </pic:nvPicPr>
+                  <pic:blipFill>
+                    <a:blip r:embed="rId11">
+                      <a:extLst>
+                        <a:ext uri="{28A0092B-C50C-407E-A947-70E740481C1C}">
+                          <a14:useLocalDpi xmlns:a14="http://schemas.microsoft.com/office/drawing/2010/main" val="0"/>
+                        </a:ext>
+                      </a:extLst>
+                    </a:blip>
+                    <a:srcRect/>
+                    <a:stretch>
+                      <a:fillRect/>
+                    </a:stretch>
+                  </pic:blipFill>
+                  <pic:spPr bwMode="auto">
+                    <a:xfrm>
+                      <a:off x="0" y="0"/>
+                      <a:ext cx="4587306" cy="2876836"/>
+                    </a:xfrm>
+                    <a:prstGeom prst="rect">
+                      <a:avLst/>
+                    </a:prstGeom>
+                    <a:noFill/>
+                    <a:ln>
+                      <a:noFill/>
+                    </a:ln>
+                  </pic:spPr>
+                </pic:pic>
+              </a:graphicData>
+            </a:graphic>
+          </wp:inline>
+        </w:drawing>
+      </w:r>
+    </w:p>
+    <w:p/>
+    <w:p/>
+    <w:p/>
+    <w:p/>
+    <w:p/>
+    <w:p/>
+    <w:p/>
+    <w:p/>
+    <w:p/>
+    <w:p/>
+    <w:p/>
+    <w:p/>
+    <w:p/>
+    <w:p/>
     <w:p/>
     <w:sectPr>
       <w:pgSz w:w="12240" w:h="15840"/>

--- a/system-design/extracted-notes/system-design-part-1.docx
+++ b/system-design/extracted-notes/system-design-part-1.docx
@@ -398,9 +398,9 @@
         </w:rPr>
         <w:lastRenderedPageBreak/>
         <w:drawing>
-          <wp:inline distT="0" distB="0" distL="0" distR="0" wp14:anchorId="36CEC8B8" wp14:editId="7243485C">
-            <wp:extent cx="4867037" cy="5537607"/>
-            <wp:effectExtent l="0" t="0" r="0" b="6350"/>
+          <wp:inline distT="0" distB="0" distL="0" distR="0" wp14:anchorId="36CEC8B8" wp14:editId="306A113B">
+            <wp:extent cx="4876800" cy="5548715"/>
+            <wp:effectExtent l="0" t="0" r="0" b="0"/>
             <wp:docPr id="2019662359" name="Picture 5" descr="table"/>
             <wp:cNvGraphicFramePr>
               <a:graphicFrameLocks xmlns:a="http://schemas.openxmlformats.org/drawingml/2006/main" noChangeAspect="1"/>
@@ -430,7 +430,7 @@
                   <pic:spPr bwMode="auto">
                     <a:xfrm>
                       <a:off x="0" y="0"/>
-                      <a:ext cx="4878538" cy="5550693"/>
+                      <a:ext cx="4891763" cy="5565739"/>
                     </a:xfrm>
                     <a:prstGeom prst="rect">
                       <a:avLst/>
@@ -458,9 +458,9 @@
           <w:noProof/>
         </w:rPr>
         <w:drawing>
-          <wp:inline distT="0" distB="0" distL="0" distR="0" wp14:anchorId="6A04B013" wp14:editId="23C1C269">
-            <wp:extent cx="4575658" cy="2869531"/>
-            <wp:effectExtent l="0" t="0" r="0" b="7620"/>
+          <wp:inline distT="0" distB="0" distL="0" distR="0" wp14:anchorId="6A04B013" wp14:editId="65662703">
+            <wp:extent cx="4622800" cy="2899096"/>
+            <wp:effectExtent l="0" t="0" r="6350" b="0"/>
             <wp:docPr id="991478724" name="Picture 1"/>
             <wp:cNvGraphicFramePr>
               <a:graphicFrameLocks xmlns:a="http://schemas.openxmlformats.org/drawingml/2006/main" noChangeAspect="1"/>
@@ -475,7 +475,7 @@
                     </pic:cNvPicPr>
                   </pic:nvPicPr>
                   <pic:blipFill>
-                    <a:blip r:embed="rId11">
+                    <a:blip r:embed="rId11" cstate="print">
                       <a:extLst>
                         <a:ext uri="{28A0092B-C50C-407E-A947-70E740481C1C}">
                           <a14:useLocalDpi xmlns:a14="http://schemas.microsoft.com/office/drawing/2010/main" val="0"/>
@@ -490,7 +490,359 @@
                   <pic:spPr bwMode="auto">
                     <a:xfrm>
                       <a:off x="0" y="0"/>
-                      <a:ext cx="4587306" cy="2876836"/>
+                      <a:ext cx="4643332" cy="2911972"/>
+                    </a:xfrm>
+                    <a:prstGeom prst="rect">
+                      <a:avLst/>
+                    </a:prstGeom>
+                    <a:noFill/>
+                    <a:ln>
+                      <a:noFill/>
+                    </a:ln>
+                  </pic:spPr>
+                </pic:pic>
+              </a:graphicData>
+            </a:graphic>
+          </wp:inline>
+        </w:drawing>
+      </w:r>
+    </w:p>
+    <w:p>
+      <w:r>
+        <w:lastRenderedPageBreak/>
+        <w:t>Eventual consistency in modern databases – relication lag, sync vs async replication, single leader replication, leaderless replication, hinted handoffs.</w:t>
+      </w:r>
+    </w:p>
+    <w:p>
+      <w:r>
+        <w:rPr>
+          <w:noProof/>
+        </w:rPr>
+        <w:drawing>
+          <wp:inline distT="0" distB="0" distL="0" distR="0" wp14:anchorId="229FB3F4" wp14:editId="4ADC07FB">
+            <wp:extent cx="5232400" cy="6104466"/>
+            <wp:effectExtent l="0" t="0" r="6350" b="0"/>
+            <wp:docPr id="1788844441" name="Picture 1"/>
+            <wp:cNvGraphicFramePr>
+              <a:graphicFrameLocks xmlns:a="http://schemas.openxmlformats.org/drawingml/2006/main" noChangeAspect="1"/>
+            </wp:cNvGraphicFramePr>
+            <a:graphic xmlns:a="http://schemas.openxmlformats.org/drawingml/2006/main">
+              <a:graphicData uri="http://schemas.openxmlformats.org/drawingml/2006/picture">
+                <pic:pic xmlns:pic="http://schemas.openxmlformats.org/drawingml/2006/picture">
+                  <pic:nvPicPr>
+                    <pic:cNvPr id="0" name="Picture 1"/>
+                    <pic:cNvPicPr>
+                      <a:picLocks noChangeAspect="1" noChangeArrowheads="1"/>
+                    </pic:cNvPicPr>
+                  </pic:nvPicPr>
+                  <pic:blipFill>
+                    <a:blip r:embed="rId12">
+                      <a:extLst>
+                        <a:ext uri="{28A0092B-C50C-407E-A947-70E740481C1C}">
+                          <a14:useLocalDpi xmlns:a14="http://schemas.microsoft.com/office/drawing/2010/main" val="0"/>
+                        </a:ext>
+                      </a:extLst>
+                    </a:blip>
+                    <a:srcRect/>
+                    <a:stretch>
+                      <a:fillRect/>
+                    </a:stretch>
+                  </pic:blipFill>
+                  <pic:spPr bwMode="auto">
+                    <a:xfrm>
+                      <a:off x="0" y="0"/>
+                      <a:ext cx="5242943" cy="6116766"/>
+                    </a:xfrm>
+                    <a:prstGeom prst="rect">
+                      <a:avLst/>
+                    </a:prstGeom>
+                    <a:noFill/>
+                    <a:ln>
+                      <a:noFill/>
+                    </a:ln>
+                  </pic:spPr>
+                </pic:pic>
+              </a:graphicData>
+            </a:graphic>
+          </wp:inline>
+        </w:drawing>
+      </w:r>
+    </w:p>
+    <w:p>
+      <w:r>
+        <w:t>What is Redis – it is a single threaded in-memory data structure server.</w:t>
+      </w:r>
+      <w:r>
+        <w:t xml:space="preserve"> It keeps data in RAM for low </w:t>
+      </w:r>
+      <w:proofErr w:type="gramStart"/>
+      <w:r>
+        <w:t>latency</w:t>
+      </w:r>
+      <w:r>
+        <w:t>,</w:t>
+      </w:r>
+      <w:proofErr w:type="gramEnd"/>
+      <w:r>
+        <w:t xml:space="preserve"> it only stores as cache not permanent persistence.</w:t>
+      </w:r>
+    </w:p>
+    <w:p>
+      <w:r>
+        <w:rPr>
+          <w:noProof/>
+        </w:rPr>
+        <w:lastRenderedPageBreak/>
+        <w:drawing>
+          <wp:inline distT="0" distB="0" distL="0" distR="0" wp14:anchorId="3B798F14" wp14:editId="2E42BC07">
+            <wp:extent cx="5882935" cy="2984500"/>
+            <wp:effectExtent l="0" t="0" r="3810" b="6350"/>
+            <wp:docPr id="1891249712" name="Picture 1"/>
+            <wp:cNvGraphicFramePr>
+              <a:graphicFrameLocks xmlns:a="http://schemas.openxmlformats.org/drawingml/2006/main" noChangeAspect="1"/>
+            </wp:cNvGraphicFramePr>
+            <a:graphic xmlns:a="http://schemas.openxmlformats.org/drawingml/2006/main">
+              <a:graphicData uri="http://schemas.openxmlformats.org/drawingml/2006/picture">
+                <pic:pic xmlns:pic="http://schemas.openxmlformats.org/drawingml/2006/picture">
+                  <pic:nvPicPr>
+                    <pic:cNvPr id="1891249712" name=""/>
+                    <pic:cNvPicPr/>
+                  </pic:nvPicPr>
+                  <pic:blipFill>
+                    <a:blip r:embed="rId13"/>
+                    <a:stretch>
+                      <a:fillRect/>
+                    </a:stretch>
+                  </pic:blipFill>
+                  <pic:spPr>
+                    <a:xfrm>
+                      <a:off x="0" y="0"/>
+                      <a:ext cx="5892639" cy="2989423"/>
+                    </a:xfrm>
+                    <a:prstGeom prst="rect">
+                      <a:avLst/>
+                    </a:prstGeom>
+                  </pic:spPr>
+                </pic:pic>
+              </a:graphicData>
+            </a:graphic>
+          </wp:inline>
+        </w:drawing>
+      </w:r>
+    </w:p>
+    <w:p>
+      <w:r>
+        <w:t>System design - basic layers like for Zomato platform –</w:t>
+      </w:r>
+    </w:p>
+    <w:p>
+      <w:r>
+        <w:rPr>
+          <w:noProof/>
+        </w:rPr>
+        <w:drawing>
+          <wp:inline distT="0" distB="0" distL="0" distR="0" wp14:anchorId="440BA72E" wp14:editId="7EF65164">
+            <wp:extent cx="3543347" cy="4438650"/>
+            <wp:effectExtent l="0" t="0" r="0" b="0"/>
+            <wp:docPr id="1397333449" name="Picture 1"/>
+            <wp:cNvGraphicFramePr>
+              <a:graphicFrameLocks xmlns:a="http://schemas.openxmlformats.org/drawingml/2006/main" noChangeAspect="1"/>
+            </wp:cNvGraphicFramePr>
+            <a:graphic xmlns:a="http://schemas.openxmlformats.org/drawingml/2006/main">
+              <a:graphicData uri="http://schemas.openxmlformats.org/drawingml/2006/picture">
+                <pic:pic xmlns:pic="http://schemas.openxmlformats.org/drawingml/2006/picture">
+                  <pic:nvPicPr>
+                    <pic:cNvPr id="1397333449" name=""/>
+                    <pic:cNvPicPr/>
+                  </pic:nvPicPr>
+                  <pic:blipFill rotWithShape="1">
+                    <a:blip r:embed="rId14"/>
+                    <a:srcRect l="3818"/>
+                    <a:stretch>
+                      <a:fillRect/>
+                    </a:stretch>
+                  </pic:blipFill>
+                  <pic:spPr bwMode="auto">
+                    <a:xfrm>
+                      <a:off x="0" y="0"/>
+                      <a:ext cx="3548694" cy="4445348"/>
+                    </a:xfrm>
+                    <a:prstGeom prst="rect">
+                      <a:avLst/>
+                    </a:prstGeom>
+                    <a:ln>
+                      <a:noFill/>
+                    </a:ln>
+                    <a:extLst>
+                      <a:ext uri="{53640926-AAD7-44D8-BBD7-CCE9431645EC}">
+                        <a14:shadowObscured xmlns:a14="http://schemas.microsoft.com/office/drawing/2010/main"/>
+                      </a:ext>
+                    </a:extLst>
+                  </pic:spPr>
+                </pic:pic>
+              </a:graphicData>
+            </a:graphic>
+          </wp:inline>
+        </w:drawing>
+      </w:r>
+    </w:p>
+    <w:p>
+      <w:r>
+        <w:rPr>
+          <w:noProof/>
+        </w:rPr>
+        <w:lastRenderedPageBreak/>
+        <w:drawing>
+          <wp:inline distT="0" distB="0" distL="0" distR="0" wp14:anchorId="1425CFA5" wp14:editId="57325855">
+            <wp:extent cx="3282541" cy="2736849"/>
+            <wp:effectExtent l="0" t="0" r="0" b="6985"/>
+            <wp:docPr id="2111033912" name="Picture 1"/>
+            <wp:cNvGraphicFramePr>
+              <a:graphicFrameLocks xmlns:a="http://schemas.openxmlformats.org/drawingml/2006/main" noChangeAspect="1"/>
+            </wp:cNvGraphicFramePr>
+            <a:graphic xmlns:a="http://schemas.openxmlformats.org/drawingml/2006/main">
+              <a:graphicData uri="http://schemas.openxmlformats.org/drawingml/2006/picture">
+                <pic:pic xmlns:pic="http://schemas.openxmlformats.org/drawingml/2006/picture">
+                  <pic:nvPicPr>
+                    <pic:cNvPr id="2111033912" name=""/>
+                    <pic:cNvPicPr/>
+                  </pic:nvPicPr>
+                  <pic:blipFill>
+                    <a:blip r:embed="rId15"/>
+                    <a:stretch>
+                      <a:fillRect/>
+                    </a:stretch>
+                  </pic:blipFill>
+                  <pic:spPr>
+                    <a:xfrm>
+                      <a:off x="0" y="0"/>
+                      <a:ext cx="3307846" cy="2757947"/>
+                    </a:xfrm>
+                    <a:prstGeom prst="rect">
+                      <a:avLst/>
+                    </a:prstGeom>
+                  </pic:spPr>
+                </pic:pic>
+              </a:graphicData>
+            </a:graphic>
+          </wp:inline>
+        </w:drawing>
+      </w:r>
+    </w:p>
+    <w:p>
+      <w:r>
+        <w:t>RabbitMQ vs. Kafka vs. Pulsar</w:t>
+      </w:r>
+    </w:p>
+    <w:p>
+      <w:r>
+        <w:rPr>
+          <w:noProof/>
+        </w:rPr>
+        <w:lastRenderedPageBreak/>
+        <w:drawing>
+          <wp:inline distT="0" distB="0" distL="0" distR="0" wp14:anchorId="38CB3552" wp14:editId="0CED5F77">
+            <wp:extent cx="5818953" cy="7303325"/>
+            <wp:effectExtent l="0" t="0" r="0" b="0"/>
+            <wp:docPr id="1667572475" name="Picture 1" descr="Image"/>
+            <wp:cNvGraphicFramePr>
+              <a:graphicFrameLocks xmlns:a="http://schemas.openxmlformats.org/drawingml/2006/main" noChangeAspect="1"/>
+            </wp:cNvGraphicFramePr>
+            <a:graphic xmlns:a="http://schemas.openxmlformats.org/drawingml/2006/main">
+              <a:graphicData uri="http://schemas.openxmlformats.org/drawingml/2006/picture">
+                <pic:pic xmlns:pic="http://schemas.openxmlformats.org/drawingml/2006/picture">
+                  <pic:nvPicPr>
+                    <pic:cNvPr id="0" name="Picture 1" descr="Image"/>
+                    <pic:cNvPicPr>
+                      <a:picLocks noChangeAspect="1" noChangeArrowheads="1"/>
+                    </pic:cNvPicPr>
+                  </pic:nvPicPr>
+                  <pic:blipFill>
+                    <a:blip r:embed="rId16">
+                      <a:extLst>
+                        <a:ext uri="{28A0092B-C50C-407E-A947-70E740481C1C}">
+                          <a14:useLocalDpi xmlns:a14="http://schemas.microsoft.com/office/drawing/2010/main" val="0"/>
+                        </a:ext>
+                      </a:extLst>
+                    </a:blip>
+                    <a:srcRect/>
+                    <a:stretch>
+                      <a:fillRect/>
+                    </a:stretch>
+                  </pic:blipFill>
+                  <pic:spPr bwMode="auto">
+                    <a:xfrm>
+                      <a:off x="0" y="0"/>
+                      <a:ext cx="5827554" cy="7314120"/>
+                    </a:xfrm>
+                    <a:prstGeom prst="rect">
+                      <a:avLst/>
+                    </a:prstGeom>
+                    <a:noFill/>
+                    <a:ln>
+                      <a:noFill/>
+                    </a:ln>
+                  </pic:spPr>
+                </pic:pic>
+              </a:graphicData>
+            </a:graphic>
+          </wp:inline>
+        </w:drawing>
+      </w:r>
+    </w:p>
+    <w:p>
+      <w:r>
+        <w:t xml:space="preserve">REST vs. </w:t>
+      </w:r>
+      <w:proofErr w:type="spellStart"/>
+      <w:r>
+        <w:t>GraphQL</w:t>
+      </w:r>
+      <w:proofErr w:type="spellEnd"/>
+      <w:r>
+        <w:t xml:space="preserve"> data fetching –</w:t>
+      </w:r>
+    </w:p>
+    <w:p>
+      <w:r>
+        <w:rPr>
+          <w:noProof/>
+        </w:rPr>
+        <w:lastRenderedPageBreak/>
+        <w:drawing>
+          <wp:inline distT="0" distB="0" distL="0" distR="0" wp14:anchorId="74A70E03" wp14:editId="306FA3F4">
+            <wp:extent cx="5700156" cy="7154225"/>
+            <wp:effectExtent l="0" t="0" r="0" b="8890"/>
+            <wp:docPr id="312967098" name="Picture 2" descr="Image"/>
+            <wp:cNvGraphicFramePr>
+              <a:graphicFrameLocks xmlns:a="http://schemas.openxmlformats.org/drawingml/2006/main" noChangeAspect="1"/>
+            </wp:cNvGraphicFramePr>
+            <a:graphic xmlns:a="http://schemas.openxmlformats.org/drawingml/2006/main">
+              <a:graphicData uri="http://schemas.openxmlformats.org/drawingml/2006/picture">
+                <pic:pic xmlns:pic="http://schemas.openxmlformats.org/drawingml/2006/picture">
+                  <pic:nvPicPr>
+                    <pic:cNvPr id="0" name="Picture 3" descr="Image"/>
+                    <pic:cNvPicPr>
+                      <a:picLocks noChangeAspect="1" noChangeArrowheads="1"/>
+                    </pic:cNvPicPr>
+                  </pic:nvPicPr>
+                  <pic:blipFill>
+                    <a:blip r:embed="rId17">
+                      <a:extLst>
+                        <a:ext uri="{28A0092B-C50C-407E-A947-70E740481C1C}">
+                          <a14:useLocalDpi xmlns:a14="http://schemas.microsoft.com/office/drawing/2010/main" val="0"/>
+                        </a:ext>
+                      </a:extLst>
+                    </a:blip>
+                    <a:srcRect/>
+                    <a:stretch>
+                      <a:fillRect/>
+                    </a:stretch>
+                  </pic:blipFill>
+                  <pic:spPr bwMode="auto">
+                    <a:xfrm>
+                      <a:off x="0" y="0"/>
+                      <a:ext cx="5710339" cy="7167005"/>
                     </a:xfrm>
                     <a:prstGeom prst="rect">
                       <a:avLst/>

--- a/system-design/extracted-notes/system-design-part-1.docx
+++ b/system-design/extracted-notes/system-design-part-1.docx
@@ -6,11 +6,9 @@
       <w:pPr>
         <w:pStyle w:val="Heading1"/>
       </w:pPr>
-      <w:proofErr w:type="spellStart"/>
       <w:r>
         <w:t>ByteByteGo</w:t>
       </w:r>
-      <w:proofErr w:type="spellEnd"/>
     </w:p>
     <w:p>
       <w:r>
@@ -87,9 +85,9 @@
         </w:rPr>
         <w:lastRenderedPageBreak/>
         <w:drawing>
-          <wp:inline distT="0" distB="0" distL="0" distR="0" wp14:anchorId="2FE6D06D" wp14:editId="7DA6E075">
-            <wp:extent cx="5156482" cy="6562578"/>
-            <wp:effectExtent l="0" t="0" r="6350" b="0"/>
+          <wp:inline distT="0" distB="0" distL="0" distR="0" wp14:anchorId="2FE6D06D" wp14:editId="63D322D0">
+            <wp:extent cx="4869704" cy="6197600"/>
+            <wp:effectExtent l="0" t="0" r="7620" b="0"/>
             <wp:docPr id="1189007852" name="Picture 1"/>
             <wp:cNvGraphicFramePr>
               <a:graphicFrameLocks xmlns:a="http://schemas.openxmlformats.org/drawingml/2006/main" noChangeAspect="1"/>
@@ -119,7 +117,7 @@
                   <pic:spPr bwMode="auto">
                     <a:xfrm>
                       <a:off x="0" y="0"/>
-                      <a:ext cx="5162930" cy="6570785"/>
+                      <a:ext cx="4878439" cy="6208717"/>
                     </a:xfrm>
                     <a:prstGeom prst="rect">
                       <a:avLst/>
@@ -138,7 +136,7 @@
     </w:p>
     <w:p>
       <w:r>
-        <w:t>MCP vs. RAG vs. AI Agents –</w:t>
+        <w:t>12 architectural concepts developers should know – load balancing, caching, content delivery networks, message queue, publish-subscribe, API gateway, circuit breaker, service discovery, sharding, rate limiting, consistent hashing, auto scaling.</w:t>
       </w:r>
     </w:p>
     <w:p>
@@ -148,10 +146,10 @@
         </w:rPr>
         <w:lastRenderedPageBreak/>
         <w:drawing>
-          <wp:inline distT="0" distB="0" distL="0" distR="0" wp14:anchorId="3852CF07" wp14:editId="69AA8604">
-            <wp:extent cx="6249306" cy="7839986"/>
-            <wp:effectExtent l="0" t="0" r="0" b="8890"/>
-            <wp:docPr id="1299520365" name="Picture 1" descr="Image"/>
+          <wp:inline distT="0" distB="0" distL="0" distR="0" wp14:anchorId="76590621" wp14:editId="5EB296C3">
+            <wp:extent cx="4939005" cy="5965677"/>
+            <wp:effectExtent l="0" t="0" r="0" b="0"/>
+            <wp:docPr id="1238473760" name="Picture 4" descr="Image"/>
             <wp:cNvGraphicFramePr>
               <a:graphicFrameLocks xmlns:a="http://schemas.openxmlformats.org/drawingml/2006/main" noChangeAspect="1"/>
             </wp:cNvGraphicFramePr>
@@ -159,7 +157,7 @@
               <a:graphicData uri="http://schemas.openxmlformats.org/drawingml/2006/picture">
                 <pic:pic xmlns:pic="http://schemas.openxmlformats.org/drawingml/2006/picture">
                   <pic:nvPicPr>
-                    <pic:cNvPr id="0" name="Picture 1" descr="Image"/>
+                    <pic:cNvPr id="0" name="Picture 7" descr="Image"/>
                     <pic:cNvPicPr>
                       <a:picLocks noChangeAspect="1" noChangeArrowheads="1"/>
                     </pic:cNvPicPr>
@@ -180,7 +178,7 @@
                   <pic:spPr bwMode="auto">
                     <a:xfrm>
                       <a:off x="0" y="0"/>
-                      <a:ext cx="6250891" cy="7841975"/>
+                      <a:ext cx="4946530" cy="5974766"/>
                     </a:xfrm>
                     <a:prstGeom prst="rect">
                       <a:avLst/>
@@ -199,7 +197,10 @@
     </w:p>
     <w:p>
       <w:r>
-        <w:t>How ChatGPT Routes Prompts and handles Modes –</w:t>
+        <w:t>How to deploy services – multi-service deployment, blue-green deployment, canary deployment, A/B Test</w:t>
+      </w:r>
+      <w:r>
+        <w:t>.</w:t>
       </w:r>
     </w:p>
     <w:p>
@@ -209,10 +210,10 @@
         </w:rPr>
         <w:lastRenderedPageBreak/>
         <w:drawing>
-          <wp:inline distT="0" distB="0" distL="0" distR="0" wp14:anchorId="51A35E2E" wp14:editId="30E10668">
-            <wp:extent cx="6676220" cy="8372475"/>
+          <wp:inline distT="0" distB="0" distL="0" distR="0" wp14:anchorId="36CEC8B8" wp14:editId="4988037B">
+            <wp:extent cx="4575349" cy="5205730"/>
             <wp:effectExtent l="0" t="0" r="0" b="0"/>
-            <wp:docPr id="511859063" name="Picture 2" descr="Image"/>
+            <wp:docPr id="2019662359" name="Picture 5" descr="table"/>
             <wp:cNvGraphicFramePr>
               <a:graphicFrameLocks xmlns:a="http://schemas.openxmlformats.org/drawingml/2006/main" noChangeAspect="1"/>
             </wp:cNvGraphicFramePr>
@@ -220,7 +221,7 @@
               <a:graphicData uri="http://schemas.openxmlformats.org/drawingml/2006/picture">
                 <pic:pic xmlns:pic="http://schemas.openxmlformats.org/drawingml/2006/picture">
                   <pic:nvPicPr>
-                    <pic:cNvPr id="0" name="Picture 3" descr="Image"/>
+                    <pic:cNvPr id="0" name="Picture 9" descr="table"/>
                     <pic:cNvPicPr>
                       <a:picLocks noChangeAspect="1" noChangeArrowheads="1"/>
                     </pic:cNvPicPr>
@@ -241,196 +242,7 @@
                   <pic:spPr bwMode="auto">
                     <a:xfrm>
                       <a:off x="0" y="0"/>
-                      <a:ext cx="6677355" cy="8373898"/>
-                    </a:xfrm>
-                    <a:prstGeom prst="rect">
-                      <a:avLst/>
-                    </a:prstGeom>
-                    <a:noFill/>
-                    <a:ln>
-                      <a:noFill/>
-                    </a:ln>
-                  </pic:spPr>
-                </pic:pic>
-              </a:graphicData>
-            </a:graphic>
-          </wp:inline>
-        </w:drawing>
-      </w:r>
-    </w:p>
-    <w:p>
-      <w:r>
-        <w:t>What are Agent Skills –</w:t>
-      </w:r>
-      <w:r>
-        <w:t xml:space="preserve"> user query, build prompt + skill index, reason &amp; select skill.</w:t>
-      </w:r>
-    </w:p>
-    <w:p>
-      <w:r>
-        <w:rPr>
-          <w:noProof/>
-        </w:rPr>
-        <w:lastRenderedPageBreak/>
-        <w:drawing>
-          <wp:inline distT="0" distB="0" distL="0" distR="0" wp14:anchorId="76C46D26" wp14:editId="0DBC6CD6">
-            <wp:extent cx="5905500" cy="7405935"/>
-            <wp:effectExtent l="0" t="0" r="0" b="5080"/>
-            <wp:docPr id="1457303431" name="Picture 3" descr="Image"/>
-            <wp:cNvGraphicFramePr>
-              <a:graphicFrameLocks xmlns:a="http://schemas.openxmlformats.org/drawingml/2006/main" noChangeAspect="1"/>
-            </wp:cNvGraphicFramePr>
-            <a:graphic xmlns:a="http://schemas.openxmlformats.org/drawingml/2006/main">
-              <a:graphicData uri="http://schemas.openxmlformats.org/drawingml/2006/picture">
-                <pic:pic xmlns:pic="http://schemas.openxmlformats.org/drawingml/2006/picture">
-                  <pic:nvPicPr>
-                    <pic:cNvPr id="0" name="Picture 5" descr="Image"/>
-                    <pic:cNvPicPr>
-                      <a:picLocks noChangeAspect="1" noChangeArrowheads="1"/>
-                    </pic:cNvPicPr>
-                  </pic:nvPicPr>
-                  <pic:blipFill>
-                    <a:blip r:embed="rId8">
-                      <a:extLst>
-                        <a:ext uri="{28A0092B-C50C-407E-A947-70E740481C1C}">
-                          <a14:useLocalDpi xmlns:a14="http://schemas.microsoft.com/office/drawing/2010/main" val="0"/>
-                        </a:ext>
-                      </a:extLst>
-                    </a:blip>
-                    <a:srcRect/>
-                    <a:stretch>
-                      <a:fillRect/>
-                    </a:stretch>
-                  </pic:blipFill>
-                  <pic:spPr bwMode="auto">
-                    <a:xfrm>
-                      <a:off x="0" y="0"/>
-                      <a:ext cx="5912809" cy="7415101"/>
-                    </a:xfrm>
-                    <a:prstGeom prst="rect">
-                      <a:avLst/>
-                    </a:prstGeom>
-                    <a:noFill/>
-                    <a:ln>
-                      <a:noFill/>
-                    </a:ln>
-                  </pic:spPr>
-                </pic:pic>
-              </a:graphicData>
-            </a:graphic>
-          </wp:inline>
-        </w:drawing>
-      </w:r>
-    </w:p>
-    <w:p>
-      <w:r>
-        <w:t>12 architectural concepts developers should know – load balancing, caching, content delivery networks, message queue, publish-subscribe, API gateway, circuit breaker, service discovery, sharding, rate limiting, consistent hashing, auto scaling.</w:t>
-      </w:r>
-    </w:p>
-    <w:p>
-      <w:r>
-        <w:rPr>
-          <w:noProof/>
-        </w:rPr>
-        <w:lastRenderedPageBreak/>
-        <w:drawing>
-          <wp:inline distT="0" distB="0" distL="0" distR="0" wp14:anchorId="76590621" wp14:editId="4C7D8026">
-            <wp:extent cx="6032622" cy="7286625"/>
-            <wp:effectExtent l="0" t="0" r="6350" b="0"/>
-            <wp:docPr id="1238473760" name="Picture 4" descr="Image"/>
-            <wp:cNvGraphicFramePr>
-              <a:graphicFrameLocks xmlns:a="http://schemas.openxmlformats.org/drawingml/2006/main" noChangeAspect="1"/>
-            </wp:cNvGraphicFramePr>
-            <a:graphic xmlns:a="http://schemas.openxmlformats.org/drawingml/2006/main">
-              <a:graphicData uri="http://schemas.openxmlformats.org/drawingml/2006/picture">
-                <pic:pic xmlns:pic="http://schemas.openxmlformats.org/drawingml/2006/picture">
-                  <pic:nvPicPr>
-                    <pic:cNvPr id="0" name="Picture 7" descr="Image"/>
-                    <pic:cNvPicPr>
-                      <a:picLocks noChangeAspect="1" noChangeArrowheads="1"/>
-                    </pic:cNvPicPr>
-                  </pic:nvPicPr>
-                  <pic:blipFill>
-                    <a:blip r:embed="rId9">
-                      <a:extLst>
-                        <a:ext uri="{28A0092B-C50C-407E-A947-70E740481C1C}">
-                          <a14:useLocalDpi xmlns:a14="http://schemas.microsoft.com/office/drawing/2010/main" val="0"/>
-                        </a:ext>
-                      </a:extLst>
-                    </a:blip>
-                    <a:srcRect/>
-                    <a:stretch>
-                      <a:fillRect/>
-                    </a:stretch>
-                  </pic:blipFill>
-                  <pic:spPr bwMode="auto">
-                    <a:xfrm>
-                      <a:off x="0" y="0"/>
-                      <a:ext cx="6036400" cy="7291188"/>
-                    </a:xfrm>
-                    <a:prstGeom prst="rect">
-                      <a:avLst/>
-                    </a:prstGeom>
-                    <a:noFill/>
-                    <a:ln>
-                      <a:noFill/>
-                    </a:ln>
-                  </pic:spPr>
-                </pic:pic>
-              </a:graphicData>
-            </a:graphic>
-          </wp:inline>
-        </w:drawing>
-      </w:r>
-    </w:p>
-    <w:p>
-      <w:r>
-        <w:t>How to deploy services – multi-service deployment, blue-green deployment, canary deployment, A/B Test</w:t>
-      </w:r>
-      <w:r>
-        <w:t>.</w:t>
-      </w:r>
-    </w:p>
-    <w:p>
-      <w:r>
-        <w:rPr>
-          <w:noProof/>
-        </w:rPr>
-        <w:lastRenderedPageBreak/>
-        <w:drawing>
-          <wp:inline distT="0" distB="0" distL="0" distR="0" wp14:anchorId="36CEC8B8" wp14:editId="306A113B">
-            <wp:extent cx="4876800" cy="5548715"/>
-            <wp:effectExtent l="0" t="0" r="0" b="0"/>
-            <wp:docPr id="2019662359" name="Picture 5" descr="table"/>
-            <wp:cNvGraphicFramePr>
-              <a:graphicFrameLocks xmlns:a="http://schemas.openxmlformats.org/drawingml/2006/main" noChangeAspect="1"/>
-            </wp:cNvGraphicFramePr>
-            <a:graphic xmlns:a="http://schemas.openxmlformats.org/drawingml/2006/main">
-              <a:graphicData uri="http://schemas.openxmlformats.org/drawingml/2006/picture">
-                <pic:pic xmlns:pic="http://schemas.openxmlformats.org/drawingml/2006/picture">
-                  <pic:nvPicPr>
-                    <pic:cNvPr id="0" name="Picture 9" descr="table"/>
-                    <pic:cNvPicPr>
-                      <a:picLocks noChangeAspect="1" noChangeArrowheads="1"/>
-                    </pic:cNvPicPr>
-                  </pic:nvPicPr>
-                  <pic:blipFill>
-                    <a:blip r:embed="rId10">
-                      <a:extLst>
-                        <a:ext uri="{28A0092B-C50C-407E-A947-70E740481C1C}">
-                          <a14:useLocalDpi xmlns:a14="http://schemas.microsoft.com/office/drawing/2010/main" val="0"/>
-                        </a:ext>
-                      </a:extLst>
-                    </a:blip>
-                    <a:srcRect/>
-                    <a:stretch>
-                      <a:fillRect/>
-                    </a:stretch>
-                  </pic:blipFill>
-                  <pic:spPr bwMode="auto">
-                    <a:xfrm>
-                      <a:off x="0" y="0"/>
-                      <a:ext cx="4891763" cy="5565739"/>
+                      <a:ext cx="4591770" cy="5224413"/>
                     </a:xfrm>
                     <a:prstGeom prst="rect">
                       <a:avLst/>
@@ -475,7 +287,7 @@
                     </pic:cNvPicPr>
                   </pic:nvPicPr>
                   <pic:blipFill>
-                    <a:blip r:embed="rId11" cstate="print">
+                    <a:blip r:embed="rId8" cstate="print">
                       <a:extLst>
                         <a:ext uri="{28A0092B-C50C-407E-A947-70E740481C1C}">
                           <a14:useLocalDpi xmlns:a14="http://schemas.microsoft.com/office/drawing/2010/main" val="0"/>
@@ -509,7 +321,6 @@
     </w:p>
     <w:p>
       <w:r>
-        <w:lastRenderedPageBreak/>
         <w:t>Eventual consistency in modern databases – relication lag, sync vs async replication, single leader replication, leaderless replication, hinted handoffs.</w:t>
       </w:r>
     </w:p>
@@ -518,10 +329,11 @@
         <w:rPr>
           <w:noProof/>
         </w:rPr>
+        <w:lastRenderedPageBreak/>
         <w:drawing>
-          <wp:inline distT="0" distB="0" distL="0" distR="0" wp14:anchorId="229FB3F4" wp14:editId="4ADC07FB">
-            <wp:extent cx="5232400" cy="6104466"/>
-            <wp:effectExtent l="0" t="0" r="6350" b="0"/>
+          <wp:inline distT="0" distB="0" distL="0" distR="0" wp14:anchorId="229FB3F4" wp14:editId="746654D3">
+            <wp:extent cx="4963886" cy="5791200"/>
+            <wp:effectExtent l="0" t="0" r="8255" b="0"/>
             <wp:docPr id="1788844441" name="Picture 1"/>
             <wp:cNvGraphicFramePr>
               <a:graphicFrameLocks xmlns:a="http://schemas.openxmlformats.org/drawingml/2006/main" noChangeAspect="1"/>
@@ -536,7 +348,7 @@
                     </pic:cNvPicPr>
                   </pic:nvPicPr>
                   <pic:blipFill>
-                    <a:blip r:embed="rId12">
+                    <a:blip r:embed="rId9">
                       <a:extLst>
                         <a:ext uri="{28A0092B-C50C-407E-A947-70E740481C1C}">
                           <a14:useLocalDpi xmlns:a14="http://schemas.microsoft.com/office/drawing/2010/main" val="0"/>
@@ -551,7 +363,7 @@
                   <pic:spPr bwMode="auto">
                     <a:xfrm>
                       <a:off x="0" y="0"/>
-                      <a:ext cx="5242943" cy="6116766"/>
+                      <a:ext cx="4977007" cy="5806508"/>
                     </a:xfrm>
                     <a:prstGeom prst="rect">
                       <a:avLst/>
@@ -570,21 +382,7 @@
     </w:p>
     <w:p>
       <w:r>
-        <w:t>What is Redis – it is a single threaded in-memory data structure server.</w:t>
-      </w:r>
-      <w:r>
-        <w:t xml:space="preserve"> It keeps data in RAM for low </w:t>
-      </w:r>
-      <w:proofErr w:type="gramStart"/>
-      <w:r>
-        <w:t>latency</w:t>
-      </w:r>
-      <w:r>
-        <w:t>,</w:t>
-      </w:r>
-      <w:proofErr w:type="gramEnd"/>
-      <w:r>
-        <w:t xml:space="preserve"> it only stores as cache not permanent persistence.</w:t>
+        <w:t>RabbitMQ vs. Kafka vs. Pulsar</w:t>
       </w:r>
     </w:p>
     <w:p>
@@ -594,9 +392,138 @@
         </w:rPr>
         <w:lastRenderedPageBreak/>
         <w:drawing>
-          <wp:inline distT="0" distB="0" distL="0" distR="0" wp14:anchorId="3B798F14" wp14:editId="2E42BC07">
-            <wp:extent cx="5882935" cy="2984500"/>
-            <wp:effectExtent l="0" t="0" r="3810" b="6350"/>
+          <wp:inline distT="0" distB="0" distL="0" distR="0" wp14:anchorId="38CB3552" wp14:editId="49967ACD">
+            <wp:extent cx="4194232" cy="5264150"/>
+            <wp:effectExtent l="0" t="0" r="0" b="0"/>
+            <wp:docPr id="1667572475" name="Picture 1" descr="Image"/>
+            <wp:cNvGraphicFramePr>
+              <a:graphicFrameLocks xmlns:a="http://schemas.openxmlformats.org/drawingml/2006/main" noChangeAspect="1"/>
+            </wp:cNvGraphicFramePr>
+            <a:graphic xmlns:a="http://schemas.openxmlformats.org/drawingml/2006/main">
+              <a:graphicData uri="http://schemas.openxmlformats.org/drawingml/2006/picture">
+                <pic:pic xmlns:pic="http://schemas.openxmlformats.org/drawingml/2006/picture">
+                  <pic:nvPicPr>
+                    <pic:cNvPr id="0" name="Picture 1" descr="Image"/>
+                    <pic:cNvPicPr>
+                      <a:picLocks noChangeAspect="1" noChangeArrowheads="1"/>
+                    </pic:cNvPicPr>
+                  </pic:nvPicPr>
+                  <pic:blipFill>
+                    <a:blip r:embed="rId10" cstate="print">
+                      <a:extLst>
+                        <a:ext uri="{28A0092B-C50C-407E-A947-70E740481C1C}">
+                          <a14:useLocalDpi xmlns:a14="http://schemas.microsoft.com/office/drawing/2010/main" val="0"/>
+                        </a:ext>
+                      </a:extLst>
+                    </a:blip>
+                    <a:srcRect/>
+                    <a:stretch>
+                      <a:fillRect/>
+                    </a:stretch>
+                  </pic:blipFill>
+                  <pic:spPr bwMode="auto">
+                    <a:xfrm>
+                      <a:off x="0" y="0"/>
+                      <a:ext cx="4211921" cy="5286352"/>
+                    </a:xfrm>
+                    <a:prstGeom prst="rect">
+                      <a:avLst/>
+                    </a:prstGeom>
+                    <a:noFill/>
+                    <a:ln>
+                      <a:noFill/>
+                    </a:ln>
+                  </pic:spPr>
+                </pic:pic>
+              </a:graphicData>
+            </a:graphic>
+          </wp:inline>
+        </w:drawing>
+      </w:r>
+    </w:p>
+    <w:p>
+      <w:r>
+        <w:t>REST vs. GraphQL data fetching –</w:t>
+      </w:r>
+    </w:p>
+    <w:p>
+      <w:r>
+        <w:rPr>
+          <w:noProof/>
+        </w:rPr>
+        <w:lastRenderedPageBreak/>
+        <w:drawing>
+          <wp:inline distT="0" distB="0" distL="0" distR="0" wp14:anchorId="74A70E03" wp14:editId="66F46A14">
+            <wp:extent cx="4593924" cy="5765800"/>
+            <wp:effectExtent l="0" t="0" r="0" b="6350"/>
+            <wp:docPr id="312967098" name="Picture 2" descr="Image"/>
+            <wp:cNvGraphicFramePr>
+              <a:graphicFrameLocks xmlns:a="http://schemas.openxmlformats.org/drawingml/2006/main" noChangeAspect="1"/>
+            </wp:cNvGraphicFramePr>
+            <a:graphic xmlns:a="http://schemas.openxmlformats.org/drawingml/2006/main">
+              <a:graphicData uri="http://schemas.openxmlformats.org/drawingml/2006/picture">
+                <pic:pic xmlns:pic="http://schemas.openxmlformats.org/drawingml/2006/picture">
+                  <pic:nvPicPr>
+                    <pic:cNvPr id="0" name="Picture 3" descr="Image"/>
+                    <pic:cNvPicPr>
+                      <a:picLocks noChangeAspect="1" noChangeArrowheads="1"/>
+                    </pic:cNvPicPr>
+                  </pic:nvPicPr>
+                  <pic:blipFill>
+                    <a:blip r:embed="rId11">
+                      <a:extLst>
+                        <a:ext uri="{28A0092B-C50C-407E-A947-70E740481C1C}">
+                          <a14:useLocalDpi xmlns:a14="http://schemas.microsoft.com/office/drawing/2010/main" val="0"/>
+                        </a:ext>
+                      </a:extLst>
+                    </a:blip>
+                    <a:srcRect/>
+                    <a:stretch>
+                      <a:fillRect/>
+                    </a:stretch>
+                  </pic:blipFill>
+                  <pic:spPr bwMode="auto">
+                    <a:xfrm>
+                      <a:off x="0" y="0"/>
+                      <a:ext cx="4606462" cy="5781536"/>
+                    </a:xfrm>
+                    <a:prstGeom prst="rect">
+                      <a:avLst/>
+                    </a:prstGeom>
+                    <a:noFill/>
+                    <a:ln>
+                      <a:noFill/>
+                    </a:ln>
+                  </pic:spPr>
+                </pic:pic>
+              </a:graphicData>
+            </a:graphic>
+          </wp:inline>
+        </w:drawing>
+      </w:r>
+    </w:p>
+    <w:p>
+      <w:pPr>
+        <w:pStyle w:val="Heading1"/>
+      </w:pPr>
+      <w:r>
+        <w:t>Miscellaneous Resources</w:t>
+      </w:r>
+    </w:p>
+    <w:p>
+      <w:r>
+        <w:t>What is Redis – it is a single threaded in-memory data structure server. It keeps data in RAM for low latency, it only stores as cache not permanent persistence.</w:t>
+      </w:r>
+    </w:p>
+    <w:p>
+      <w:r>
+        <w:rPr>
+          <w:noProof/>
+        </w:rPr>
+        <w:drawing>
+          <wp:inline distT="0" distB="0" distL="0" distR="0" wp14:anchorId="7815AC71" wp14:editId="7285712B">
+            <wp:extent cx="4418460" cy="2241550"/>
+            <wp:effectExtent l="0" t="0" r="1270" b="6350"/>
             <wp:docPr id="1891249712" name="Picture 1"/>
             <wp:cNvGraphicFramePr>
               <a:graphicFrameLocks xmlns:a="http://schemas.openxmlformats.org/drawingml/2006/main" noChangeAspect="1"/>
@@ -609,7 +536,7 @@
                     <pic:cNvPicPr/>
                   </pic:nvPicPr>
                   <pic:blipFill>
-                    <a:blip r:embed="rId13"/>
+                    <a:blip r:embed="rId12"/>
                     <a:stretch>
                       <a:fillRect/>
                     </a:stretch>
@@ -617,7 +544,7 @@
                   <pic:spPr>
                     <a:xfrm>
                       <a:off x="0" y="0"/>
-                      <a:ext cx="5892639" cy="2989423"/>
+                      <a:ext cx="4433802" cy="2249333"/>
                     </a:xfrm>
                     <a:prstGeom prst="rect">
                       <a:avLst/>
@@ -632,6 +559,7 @@
     </w:p>
     <w:p>
       <w:r>
+        <w:lastRenderedPageBreak/>
         <w:t>System design - basic layers like for Zomato platform –</w:t>
       </w:r>
     </w:p>
@@ -641,8 +569,8 @@
           <w:noProof/>
         </w:rPr>
         <w:drawing>
-          <wp:inline distT="0" distB="0" distL="0" distR="0" wp14:anchorId="440BA72E" wp14:editId="7EF65164">
-            <wp:extent cx="3543347" cy="4438650"/>
+          <wp:inline distT="0" distB="0" distL="0" distR="0" wp14:anchorId="04538439" wp14:editId="13042D17">
+            <wp:extent cx="2940116" cy="3683000"/>
             <wp:effectExtent l="0" t="0" r="0" b="0"/>
             <wp:docPr id="1397333449" name="Picture 1"/>
             <wp:cNvGraphicFramePr>
@@ -656,7 +584,7 @@
                     <pic:cNvPicPr/>
                   </pic:nvPicPr>
                   <pic:blipFill rotWithShape="1">
-                    <a:blip r:embed="rId14"/>
+                    <a:blip r:embed="rId13"/>
                     <a:srcRect l="3818"/>
                     <a:stretch>
                       <a:fillRect/>
@@ -665,7 +593,7 @@
                   <pic:spPr bwMode="auto">
                     <a:xfrm>
                       <a:off x="0" y="0"/>
-                      <a:ext cx="3548694" cy="4445348"/>
+                      <a:ext cx="2947955" cy="3692820"/>
                     </a:xfrm>
                     <a:prstGeom prst="rect">
                       <a:avLst/>
@@ -691,11 +619,10 @@
         <w:rPr>
           <w:noProof/>
         </w:rPr>
-        <w:lastRenderedPageBreak/>
         <w:drawing>
-          <wp:inline distT="0" distB="0" distL="0" distR="0" wp14:anchorId="1425CFA5" wp14:editId="57325855">
-            <wp:extent cx="3282541" cy="2736849"/>
-            <wp:effectExtent l="0" t="0" r="0" b="6985"/>
+          <wp:inline distT="0" distB="0" distL="0" distR="0" wp14:anchorId="22428F8B" wp14:editId="6E898635">
+            <wp:extent cx="3060914" cy="2552065"/>
+            <wp:effectExtent l="0" t="0" r="6350" b="635"/>
             <wp:docPr id="2111033912" name="Picture 1"/>
             <wp:cNvGraphicFramePr>
               <a:graphicFrameLocks xmlns:a="http://schemas.openxmlformats.org/drawingml/2006/main" noChangeAspect="1"/>
@@ -708,7 +635,7 @@
                     <pic:cNvPicPr/>
                   </pic:nvPicPr>
                   <pic:blipFill>
-                    <a:blip r:embed="rId15"/>
+                    <a:blip r:embed="rId14"/>
                     <a:stretch>
                       <a:fillRect/>
                     </a:stretch>
@@ -716,141 +643,11 @@
                   <pic:spPr>
                     <a:xfrm>
                       <a:off x="0" y="0"/>
-                      <a:ext cx="3307846" cy="2757947"/>
+                      <a:ext cx="3086288" cy="2573221"/>
                     </a:xfrm>
                     <a:prstGeom prst="rect">
                       <a:avLst/>
                     </a:prstGeom>
-                  </pic:spPr>
-                </pic:pic>
-              </a:graphicData>
-            </a:graphic>
-          </wp:inline>
-        </w:drawing>
-      </w:r>
-    </w:p>
-    <w:p>
-      <w:r>
-        <w:t>RabbitMQ vs. Kafka vs. Pulsar</w:t>
-      </w:r>
-    </w:p>
-    <w:p>
-      <w:r>
-        <w:rPr>
-          <w:noProof/>
-        </w:rPr>
-        <w:lastRenderedPageBreak/>
-        <w:drawing>
-          <wp:inline distT="0" distB="0" distL="0" distR="0" wp14:anchorId="38CB3552" wp14:editId="0CED5F77">
-            <wp:extent cx="5818953" cy="7303325"/>
-            <wp:effectExtent l="0" t="0" r="0" b="0"/>
-            <wp:docPr id="1667572475" name="Picture 1" descr="Image"/>
-            <wp:cNvGraphicFramePr>
-              <a:graphicFrameLocks xmlns:a="http://schemas.openxmlformats.org/drawingml/2006/main" noChangeAspect="1"/>
-            </wp:cNvGraphicFramePr>
-            <a:graphic xmlns:a="http://schemas.openxmlformats.org/drawingml/2006/main">
-              <a:graphicData uri="http://schemas.openxmlformats.org/drawingml/2006/picture">
-                <pic:pic xmlns:pic="http://schemas.openxmlformats.org/drawingml/2006/picture">
-                  <pic:nvPicPr>
-                    <pic:cNvPr id="0" name="Picture 1" descr="Image"/>
-                    <pic:cNvPicPr>
-                      <a:picLocks noChangeAspect="1" noChangeArrowheads="1"/>
-                    </pic:cNvPicPr>
-                  </pic:nvPicPr>
-                  <pic:blipFill>
-                    <a:blip r:embed="rId16">
-                      <a:extLst>
-                        <a:ext uri="{28A0092B-C50C-407E-A947-70E740481C1C}">
-                          <a14:useLocalDpi xmlns:a14="http://schemas.microsoft.com/office/drawing/2010/main" val="0"/>
-                        </a:ext>
-                      </a:extLst>
-                    </a:blip>
-                    <a:srcRect/>
-                    <a:stretch>
-                      <a:fillRect/>
-                    </a:stretch>
-                  </pic:blipFill>
-                  <pic:spPr bwMode="auto">
-                    <a:xfrm>
-                      <a:off x="0" y="0"/>
-                      <a:ext cx="5827554" cy="7314120"/>
-                    </a:xfrm>
-                    <a:prstGeom prst="rect">
-                      <a:avLst/>
-                    </a:prstGeom>
-                    <a:noFill/>
-                    <a:ln>
-                      <a:noFill/>
-                    </a:ln>
-                  </pic:spPr>
-                </pic:pic>
-              </a:graphicData>
-            </a:graphic>
-          </wp:inline>
-        </w:drawing>
-      </w:r>
-    </w:p>
-    <w:p>
-      <w:r>
-        <w:t xml:space="preserve">REST vs. </w:t>
-      </w:r>
-      <w:proofErr w:type="spellStart"/>
-      <w:r>
-        <w:t>GraphQL</w:t>
-      </w:r>
-      <w:proofErr w:type="spellEnd"/>
-      <w:r>
-        <w:t xml:space="preserve"> data fetching –</w:t>
-      </w:r>
-    </w:p>
-    <w:p>
-      <w:r>
-        <w:rPr>
-          <w:noProof/>
-        </w:rPr>
-        <w:lastRenderedPageBreak/>
-        <w:drawing>
-          <wp:inline distT="0" distB="0" distL="0" distR="0" wp14:anchorId="74A70E03" wp14:editId="306FA3F4">
-            <wp:extent cx="5700156" cy="7154225"/>
-            <wp:effectExtent l="0" t="0" r="0" b="8890"/>
-            <wp:docPr id="312967098" name="Picture 2" descr="Image"/>
-            <wp:cNvGraphicFramePr>
-              <a:graphicFrameLocks xmlns:a="http://schemas.openxmlformats.org/drawingml/2006/main" noChangeAspect="1"/>
-            </wp:cNvGraphicFramePr>
-            <a:graphic xmlns:a="http://schemas.openxmlformats.org/drawingml/2006/main">
-              <a:graphicData uri="http://schemas.openxmlformats.org/drawingml/2006/picture">
-                <pic:pic xmlns:pic="http://schemas.openxmlformats.org/drawingml/2006/picture">
-                  <pic:nvPicPr>
-                    <pic:cNvPr id="0" name="Picture 3" descr="Image"/>
-                    <pic:cNvPicPr>
-                      <a:picLocks noChangeAspect="1" noChangeArrowheads="1"/>
-                    </pic:cNvPicPr>
-                  </pic:nvPicPr>
-                  <pic:blipFill>
-                    <a:blip r:embed="rId17">
-                      <a:extLst>
-                        <a:ext uri="{28A0092B-C50C-407E-A947-70E740481C1C}">
-                          <a14:useLocalDpi xmlns:a14="http://schemas.microsoft.com/office/drawing/2010/main" val="0"/>
-                        </a:ext>
-                      </a:extLst>
-                    </a:blip>
-                    <a:srcRect/>
-                    <a:stretch>
-                      <a:fillRect/>
-                    </a:stretch>
-                  </pic:blipFill>
-                  <pic:spPr bwMode="auto">
-                    <a:xfrm>
-                      <a:off x="0" y="0"/>
-                      <a:ext cx="5710339" cy="7167005"/>
-                    </a:xfrm>
-                    <a:prstGeom prst="rect">
-                      <a:avLst/>
-                    </a:prstGeom>
-                    <a:noFill/>
-                    <a:ln>
-                      <a:noFill/>
-                    </a:ln>
                   </pic:spPr>
                 </pic:pic>
               </a:graphicData>

--- a/system-design/extracted-notes/system-design-part-1.docx
+++ b/system-design/extracted-notes/system-design-part-1.docx
@@ -24,9 +24,9 @@
           <w:noProof/>
         </w:rPr>
         <w:drawing>
-          <wp:inline distT="0" distB="0" distL="0" distR="0" wp14:anchorId="664A9775" wp14:editId="242497A5">
-            <wp:extent cx="4856357" cy="6177915"/>
-            <wp:effectExtent l="0" t="0" r="1905" b="0"/>
+          <wp:inline distT="0" distB="0" distL="0" distR="0" wp14:anchorId="664A9775" wp14:editId="201BE713">
+            <wp:extent cx="4694920" cy="5972547"/>
+            <wp:effectExtent l="0" t="0" r="0" b="0"/>
             <wp:docPr id="490570262" name="Picture 1"/>
             <wp:cNvGraphicFramePr>
               <a:graphicFrameLocks xmlns:a="http://schemas.openxmlformats.org/drawingml/2006/main" noChangeAspect="1"/>
@@ -56,7 +56,7 @@
                   <pic:spPr bwMode="auto">
                     <a:xfrm>
                       <a:off x="0" y="0"/>
-                      <a:ext cx="4862689" cy="6185970"/>
+                      <a:ext cx="4701903" cy="5981430"/>
                     </a:xfrm>
                     <a:prstGeom prst="rect">
                       <a:avLst/>
@@ -331,9 +331,9 @@
         </w:rPr>
         <w:lastRenderedPageBreak/>
         <w:drawing>
-          <wp:inline distT="0" distB="0" distL="0" distR="0" wp14:anchorId="229FB3F4" wp14:editId="746654D3">
-            <wp:extent cx="4963886" cy="5791200"/>
-            <wp:effectExtent l="0" t="0" r="8255" b="0"/>
+          <wp:inline distT="0" distB="0" distL="0" distR="0" wp14:anchorId="229FB3F4" wp14:editId="561B56DC">
+            <wp:extent cx="4234706" cy="4940490"/>
+            <wp:effectExtent l="0" t="0" r="0" b="0"/>
             <wp:docPr id="1788844441" name="Picture 1"/>
             <wp:cNvGraphicFramePr>
               <a:graphicFrameLocks xmlns:a="http://schemas.openxmlformats.org/drawingml/2006/main" noChangeAspect="1"/>
@@ -348,7 +348,7 @@
                     </pic:cNvPicPr>
                   </pic:nvPicPr>
                   <pic:blipFill>
-                    <a:blip r:embed="rId9">
+                    <a:blip r:embed="rId9" cstate="print">
                       <a:extLst>
                         <a:ext uri="{28A0092B-C50C-407E-A947-70E740481C1C}">
                           <a14:useLocalDpi xmlns:a14="http://schemas.microsoft.com/office/drawing/2010/main" val="0"/>
@@ -363,7 +363,7 @@
                   <pic:spPr bwMode="auto">
                     <a:xfrm>
                       <a:off x="0" y="0"/>
-                      <a:ext cx="4977007" cy="5806508"/>
+                      <a:ext cx="4251029" cy="4959534"/>
                     </a:xfrm>
                     <a:prstGeom prst="rect">
                       <a:avLst/>
@@ -503,6 +503,311 @@
       </w:r>
     </w:p>
     <w:p>
+      <w:r>
+        <w:t>Strong consistency in databases –</w:t>
+      </w:r>
+    </w:p>
+    <w:p>
+      <w:r>
+        <w:rPr>
+          <w:noProof/>
+        </w:rPr>
+        <w:lastRenderedPageBreak/>
+        <w:drawing>
+          <wp:inline distT="0" distB="0" distL="0" distR="0" wp14:anchorId="49CACE45" wp14:editId="6C1E2CA4">
+            <wp:extent cx="4781239" cy="5578997"/>
+            <wp:effectExtent l="0" t="0" r="635" b="3175"/>
+            <wp:docPr id="435719384" name="Picture 1"/>
+            <wp:cNvGraphicFramePr>
+              <a:graphicFrameLocks xmlns:a="http://schemas.openxmlformats.org/drawingml/2006/main" noChangeAspect="1"/>
+            </wp:cNvGraphicFramePr>
+            <a:graphic xmlns:a="http://schemas.openxmlformats.org/drawingml/2006/main">
+              <a:graphicData uri="http://schemas.openxmlformats.org/drawingml/2006/picture">
+                <pic:pic xmlns:pic="http://schemas.openxmlformats.org/drawingml/2006/picture">
+                  <pic:nvPicPr>
+                    <pic:cNvPr id="0" name="Picture 1"/>
+                    <pic:cNvPicPr>
+                      <a:picLocks noChangeAspect="1" noChangeArrowheads="1"/>
+                    </pic:cNvPicPr>
+                  </pic:nvPicPr>
+                  <pic:blipFill>
+                    <a:blip r:embed="rId12">
+                      <a:extLst>
+                        <a:ext uri="{28A0092B-C50C-407E-A947-70E740481C1C}">
+                          <a14:useLocalDpi xmlns:a14="http://schemas.microsoft.com/office/drawing/2010/main" val="0"/>
+                        </a:ext>
+                      </a:extLst>
+                    </a:blip>
+                    <a:srcRect/>
+                    <a:stretch>
+                      <a:fillRect/>
+                    </a:stretch>
+                  </pic:blipFill>
+                  <pic:spPr bwMode="auto">
+                    <a:xfrm>
+                      <a:off x="0" y="0"/>
+                      <a:ext cx="4790883" cy="5590250"/>
+                    </a:xfrm>
+                    <a:prstGeom prst="rect">
+                      <a:avLst/>
+                    </a:prstGeom>
+                    <a:noFill/>
+                    <a:ln>
+                      <a:noFill/>
+                    </a:ln>
+                  </pic:spPr>
+                </pic:pic>
+              </a:graphicData>
+            </a:graphic>
+          </wp:inline>
+        </w:drawing>
+      </w:r>
+    </w:p>
+    <w:p>
+      <w:r>
+        <w:t>High-throughput strategies –</w:t>
+      </w:r>
+    </w:p>
+    <w:p>
+      <w:r>
+        <w:rPr>
+          <w:noProof/>
+        </w:rPr>
+        <w:lastRenderedPageBreak/>
+        <w:drawing>
+          <wp:inline distT="0" distB="0" distL="0" distR="0" wp14:anchorId="2375D616" wp14:editId="0211FE1A">
+            <wp:extent cx="5274997" cy="6155140"/>
+            <wp:effectExtent l="0" t="0" r="1905" b="0"/>
+            <wp:docPr id="739627715" name="Picture 2"/>
+            <wp:cNvGraphicFramePr>
+              <a:graphicFrameLocks xmlns:a="http://schemas.openxmlformats.org/drawingml/2006/main" noChangeAspect="1"/>
+            </wp:cNvGraphicFramePr>
+            <a:graphic xmlns:a="http://schemas.openxmlformats.org/drawingml/2006/main">
+              <a:graphicData uri="http://schemas.openxmlformats.org/drawingml/2006/picture">
+                <pic:pic xmlns:pic="http://schemas.openxmlformats.org/drawingml/2006/picture">
+                  <pic:nvPicPr>
+                    <pic:cNvPr id="0" name="Picture 3"/>
+                    <pic:cNvPicPr>
+                      <a:picLocks noChangeAspect="1" noChangeArrowheads="1"/>
+                    </pic:cNvPicPr>
+                  </pic:nvPicPr>
+                  <pic:blipFill>
+                    <a:blip r:embed="rId13">
+                      <a:extLst>
+                        <a:ext uri="{28A0092B-C50C-407E-A947-70E740481C1C}">
+                          <a14:useLocalDpi xmlns:a14="http://schemas.microsoft.com/office/drawing/2010/main" val="0"/>
+                        </a:ext>
+                      </a:extLst>
+                    </a:blip>
+                    <a:srcRect/>
+                    <a:stretch>
+                      <a:fillRect/>
+                    </a:stretch>
+                  </pic:blipFill>
+                  <pic:spPr bwMode="auto">
+                    <a:xfrm>
+                      <a:off x="0" y="0"/>
+                      <a:ext cx="5280542" cy="6161610"/>
+                    </a:xfrm>
+                    <a:prstGeom prst="rect">
+                      <a:avLst/>
+                    </a:prstGeom>
+                    <a:noFill/>
+                    <a:ln>
+                      <a:noFill/>
+                    </a:ln>
+                  </pic:spPr>
+                </pic:pic>
+              </a:graphicData>
+            </a:graphic>
+          </wp:inline>
+        </w:drawing>
+      </w:r>
+    </w:p>
+    <w:p>
+      <w:r>
+        <w:t>Top 4 API gateway use cases – handling traffic spikes, securing public APIs, reducing client-server roundtrips, supporting multiple clients –</w:t>
+      </w:r>
+    </w:p>
+    <w:p>
+      <w:r>
+        <w:rPr>
+          <w:noProof/>
+        </w:rPr>
+        <w:lastRenderedPageBreak/>
+        <w:drawing>
+          <wp:inline distT="0" distB="0" distL="0" distR="0" wp14:anchorId="7BAEF8A6" wp14:editId="33C55AEB">
+            <wp:extent cx="4699511" cy="5622878"/>
+            <wp:effectExtent l="0" t="0" r="6350" b="0"/>
+            <wp:docPr id="1989944773" name="Picture 1" descr="Image"/>
+            <wp:cNvGraphicFramePr>
+              <a:graphicFrameLocks xmlns:a="http://schemas.openxmlformats.org/drawingml/2006/main" noChangeAspect="1"/>
+            </wp:cNvGraphicFramePr>
+            <a:graphic xmlns:a="http://schemas.openxmlformats.org/drawingml/2006/main">
+              <a:graphicData uri="http://schemas.openxmlformats.org/drawingml/2006/picture">
+                <pic:pic xmlns:pic="http://schemas.openxmlformats.org/drawingml/2006/picture">
+                  <pic:nvPicPr>
+                    <pic:cNvPr id="0" name="Picture 1" descr="Image"/>
+                    <pic:cNvPicPr>
+                      <a:picLocks noChangeAspect="1" noChangeArrowheads="1"/>
+                    </pic:cNvPicPr>
+                  </pic:nvPicPr>
+                  <pic:blipFill>
+                    <a:blip r:embed="rId14">
+                      <a:extLst>
+                        <a:ext uri="{28A0092B-C50C-407E-A947-70E740481C1C}">
+                          <a14:useLocalDpi xmlns:a14="http://schemas.microsoft.com/office/drawing/2010/main" val="0"/>
+                        </a:ext>
+                      </a:extLst>
+                    </a:blip>
+                    <a:srcRect/>
+                    <a:stretch>
+                      <a:fillRect/>
+                    </a:stretch>
+                  </pic:blipFill>
+                  <pic:spPr bwMode="auto">
+                    <a:xfrm>
+                      <a:off x="0" y="0"/>
+                      <a:ext cx="4709751" cy="5635130"/>
+                    </a:xfrm>
+                    <a:prstGeom prst="rect">
+                      <a:avLst/>
+                    </a:prstGeom>
+                    <a:noFill/>
+                    <a:ln>
+                      <a:noFill/>
+                    </a:ln>
+                  </pic:spPr>
+                </pic:pic>
+              </a:graphicData>
+            </a:graphic>
+          </wp:inline>
+        </w:drawing>
+      </w:r>
+    </w:p>
+    <w:p>
+      <w:r>
+        <w:t>A guide to stateless architecture –</w:t>
+      </w:r>
+    </w:p>
+    <w:p>
+      <w:r>
+        <w:rPr>
+          <w:noProof/>
+        </w:rPr>
+        <w:lastRenderedPageBreak/>
+        <w:drawing>
+          <wp:inline distT="0" distB="0" distL="0" distR="0" wp14:anchorId="4664C64B" wp14:editId="25F61894">
+            <wp:extent cx="5208540" cy="6073254"/>
+            <wp:effectExtent l="0" t="0" r="0" b="3810"/>
+            <wp:docPr id="217224444" name="Picture 1"/>
+            <wp:cNvGraphicFramePr>
+              <a:graphicFrameLocks xmlns:a="http://schemas.openxmlformats.org/drawingml/2006/main" noChangeAspect="1"/>
+            </wp:cNvGraphicFramePr>
+            <a:graphic xmlns:a="http://schemas.openxmlformats.org/drawingml/2006/main">
+              <a:graphicData uri="http://schemas.openxmlformats.org/drawingml/2006/picture">
+                <pic:pic xmlns:pic="http://schemas.openxmlformats.org/drawingml/2006/picture">
+                  <pic:nvPicPr>
+                    <pic:cNvPr id="0" name="Picture 1"/>
+                    <pic:cNvPicPr>
+                      <a:picLocks noChangeAspect="1" noChangeArrowheads="1"/>
+                    </pic:cNvPicPr>
+                  </pic:nvPicPr>
+                  <pic:blipFill>
+                    <a:blip r:embed="rId15">
+                      <a:extLst>
+                        <a:ext uri="{28A0092B-C50C-407E-A947-70E740481C1C}">
+                          <a14:useLocalDpi xmlns:a14="http://schemas.microsoft.com/office/drawing/2010/main" val="0"/>
+                        </a:ext>
+                      </a:extLst>
+                    </a:blip>
+                    <a:srcRect/>
+                    <a:stretch>
+                      <a:fillRect/>
+                    </a:stretch>
+                  </pic:blipFill>
+                  <pic:spPr bwMode="auto">
+                    <a:xfrm>
+                      <a:off x="0" y="0"/>
+                      <a:ext cx="5221149" cy="6087956"/>
+                    </a:xfrm>
+                    <a:prstGeom prst="rect">
+                      <a:avLst/>
+                    </a:prstGeom>
+                    <a:noFill/>
+                    <a:ln>
+                      <a:noFill/>
+                    </a:ln>
+                  </pic:spPr>
+                </pic:pic>
+              </a:graphicData>
+            </a:graphic>
+          </wp:inline>
+        </w:drawing>
+      </w:r>
+    </w:p>
+    <w:p>
+      <w:r>
+        <w:t>Networks protocols explained – HTTP, HTTPS, DNS, TCP, UDP, IP.</w:t>
+      </w:r>
+    </w:p>
+    <w:p>
+      <w:r>
+        <w:rPr>
+          <w:noProof/>
+        </w:rPr>
+        <w:lastRenderedPageBreak/>
+        <w:drawing>
+          <wp:inline distT="0" distB="0" distL="0" distR="0" wp14:anchorId="19F62A3B" wp14:editId="13BEE590">
+            <wp:extent cx="5091242" cy="6387152"/>
+            <wp:effectExtent l="0" t="0" r="0" b="0"/>
+            <wp:docPr id="2060337714" name="Picture 4" descr="Image"/>
+            <wp:cNvGraphicFramePr>
+              <a:graphicFrameLocks xmlns:a="http://schemas.openxmlformats.org/drawingml/2006/main" noChangeAspect="1"/>
+            </wp:cNvGraphicFramePr>
+            <a:graphic xmlns:a="http://schemas.openxmlformats.org/drawingml/2006/main">
+              <a:graphicData uri="http://schemas.openxmlformats.org/drawingml/2006/picture">
+                <pic:pic xmlns:pic="http://schemas.openxmlformats.org/drawingml/2006/picture">
+                  <pic:nvPicPr>
+                    <pic:cNvPr id="0" name="Picture 7" descr="Image"/>
+                    <pic:cNvPicPr>
+                      <a:picLocks noChangeAspect="1" noChangeArrowheads="1"/>
+                    </pic:cNvPicPr>
+                  </pic:nvPicPr>
+                  <pic:blipFill>
+                    <a:blip r:embed="rId16">
+                      <a:extLst>
+                        <a:ext uri="{28A0092B-C50C-407E-A947-70E740481C1C}">
+                          <a14:useLocalDpi xmlns:a14="http://schemas.microsoft.com/office/drawing/2010/main" val="0"/>
+                        </a:ext>
+                      </a:extLst>
+                    </a:blip>
+                    <a:srcRect/>
+                    <a:stretch>
+                      <a:fillRect/>
+                    </a:stretch>
+                  </pic:blipFill>
+                  <pic:spPr bwMode="auto">
+                    <a:xfrm>
+                      <a:off x="0" y="0"/>
+                      <a:ext cx="5100935" cy="6399312"/>
+                    </a:xfrm>
+                    <a:prstGeom prst="rect">
+                      <a:avLst/>
+                    </a:prstGeom>
+                    <a:noFill/>
+                    <a:ln>
+                      <a:noFill/>
+                    </a:ln>
+                  </pic:spPr>
+                </pic:pic>
+              </a:graphicData>
+            </a:graphic>
+          </wp:inline>
+        </w:drawing>
+      </w:r>
+    </w:p>
+    <w:p>
       <w:pPr>
         <w:pStyle w:val="Heading1"/>
       </w:pPr>
@@ -520,6 +825,7 @@
         <w:rPr>
           <w:noProof/>
         </w:rPr>
+        <w:lastRenderedPageBreak/>
         <w:drawing>
           <wp:inline distT="0" distB="0" distL="0" distR="0" wp14:anchorId="7815AC71" wp14:editId="7285712B">
             <wp:extent cx="4418460" cy="2241550"/>
@@ -536,7 +842,7 @@
                     <pic:cNvPicPr/>
                   </pic:nvPicPr>
                   <pic:blipFill>
-                    <a:blip r:embed="rId12"/>
+                    <a:blip r:embed="rId17"/>
                     <a:stretch>
                       <a:fillRect/>
                     </a:stretch>
@@ -559,7 +865,6 @@
     </w:p>
     <w:p>
       <w:r>
-        <w:lastRenderedPageBreak/>
         <w:t>System design - basic layers like for Zomato platform –</w:t>
       </w:r>
     </w:p>
@@ -584,7 +889,7 @@
                     <pic:cNvPicPr/>
                   </pic:nvPicPr>
                   <pic:blipFill rotWithShape="1">
-                    <a:blip r:embed="rId13"/>
+                    <a:blip r:embed="rId18"/>
                     <a:srcRect l="3818"/>
                     <a:stretch>
                       <a:fillRect/>
@@ -635,7 +940,7 @@
                     <pic:cNvPicPr/>
                   </pic:nvPicPr>
                   <pic:blipFill>
-                    <a:blip r:embed="rId14"/>
+                    <a:blip r:embed="rId19"/>
                     <a:stretch>
                       <a:fillRect/>
                     </a:stretch>
@@ -656,20 +961,6 @@
         </w:drawing>
       </w:r>
     </w:p>
-    <w:p/>
-    <w:p/>
-    <w:p/>
-    <w:p/>
-    <w:p/>
-    <w:p/>
-    <w:p/>
-    <w:p/>
-    <w:p/>
-    <w:p/>
-    <w:p/>
-    <w:p/>
-    <w:p/>
-    <w:p/>
     <w:p/>
     <w:sectPr>
       <w:pgSz w:w="12240" w:h="15840"/>
